--- a/example_articles/occupations/Construction/2.occupations_Construction_New_York_Times.docx
+++ b/example_articles/occupations/Construction/2.occupations_Construction_New_York_Times.docx
@@ -7,9 +7,9 @@
         <w:pStyle w:val="Heading1"/>
       </w:pPr>
       <w:r>
-        <w:t>Review/Film;</w:t>
+        <w:t>Reviews/Film;</w:t>
         <w:br/>
-        <w:t>A Good Guy Shows a Brat What's What</w:t>
+        <w:t>A Blue-Collar Comedy In English, Subtitled</w:t>
       </w:r>
     </w:p>
     <w:p>
@@ -19,17 +19,17 @@
     </w:p>
     <w:p>
       <w:r>
-        <w:t>Date: 1991-07-19</w:t>
+        <w:t>Date: 1993-02-12</w:t>
       </w:r>
     </w:p>
     <w:p>
       <w:r>
-        <w:t>Section: Section C;; Section C; Page 13; Column 1; Weekend Desk; Column 1;; Review</w:t>
+        <w:t>Section: Section C;; Section C; Page 10; Column 5; Weekend Desk; Column 5;; Review</w:t>
       </w:r>
     </w:p>
     <w:p>
       <w:r>
-        <w:t>Source file: NYT/34.DOCX</w:t>
+        <w:t>Source file: NYT/23.DOCX</w:t>
       </w:r>
     </w:p>
     <w:p>
@@ -51,39 +51,59 @@
     </w:p>
     <w:p>
       <w:r>
-        <w:t>There's a John Candy-sized hole at the center of "Dutch," no doubt because the screenplay by John Hughes is reminiscent of his earlier "Uncle Buck," in which Mr. Candy starred. Both these films are about spoiled, affluent brats who are set straight by a no-nonsense father surrogate from the other side of the tracks. This guy is simple, direct and decent, with a habit of speaking his mind. Neither Mr. Candy's Uncle Buck nor Ed O'Neill's Dutch Dooley can be described without the use of the phrase "salt of the earth."</w:t>
+        <w:t>"Riffraff," Ken Loach's tough, honest and sometimes achingly funny comedy about a nonunion construction worker in London, is the kind of English movie that could never be made in this country, not because of the subject matter but because of the social structure: Britain still has a working class.</w:t>
         <w:br/>
-        <w:t>As is often the case in Mr. Hughes's stories, economic differences guide the plot even though the whole film (directed by Peter Faiman) has an air of economic unreality. "Dutch" has the title character taking a trip with the rich, arrogant son of his fiancee, Natalie (JoBeth Williams), engineering things so that they must travel without money, and teaching young Doyle (Ethan Randall) a few lessons in manners along the way.</w:t>
+        <w:t>After World War II, the vast majority of America's blue-collar workers became de facto members of the middle class as wages and standards of living rose. Even those who haven't benefited tend to identify with those who have.</w:t>
         <w:br/>
-        <w:t>Natalie is wealthy by marriage and lives in a stone mansion, whereas Dutch is in the construction business and wears a beat-up old jacket. But there doesn't seem to be much difference between them. Not even the homeless people whom Dutch and Doyle meet in a shelter -- smiling kindly, to the accompaniment of choir music! -- seem to be anything but middle class. The story's rich-poor disparity exists mostly so Dutch can say things like, "I don't care for caviar; I make it a rule never to eat anything a fish deposits in a river," and so the film can congratulate him repeatedly for his common sense.  "You must be very proud," sneers the snotty little Doyle, when Dutch speaks of his working-class parents. "I am," Dutch piously replies.</w:t>
+        <w:t>Something of the same process must have been going on in Britain, or the Conservative Party could not have remained so long in power. Yet the members of the British working class are as much defined by birth, accent and aspirations as by the jobs they hold. "Riffraff" embraces that hard core of British workers who remain near the bottom of a hierarchy that, at the top, still has a blooded aristocracy.</w:t>
         <w:br/>
-        <w:t>If a film like this is to be funny at all, it had better work when the warring principals still hate each other, before the rich boy is shown to be a sweet kid and the whole story turns to mush. But "Dutch" is never more than glancingly comic, and rarely even that. Mr. O'Neill, of television's "Married . . . With Children," gives a performance that's sturdy but not big or colorful enough to hold the film together. No one else in the film is as lively as that.</w:t>
+        <w:t>The film is also an unsentimental update on the lives of the sorts of characters who populated the working-class films of Tony Richardson and Lindsay Anderson in the late 1950's and early 60's. Like his contemporary Mike Leigh ("High Hopes"), Mr. Loach doesn't impose the kind of shapely narrative on his characters that gave the earlier films their sense of clear political mission. "Riffraff" is no less politically aware, but it doesn't preach. It illustrates.</w:t>
         <w:br/>
-        <w:t>Mr. Faiman, who directed "Crocodile Dundee," gives this film the same kind of aimlessness without the atmosphere, and often emphasizes the screenplay's cruder side. Among its notable excesses in that department are a subplot whereby Dutch and Doyle are given a ride by two hookers while hitchhiking -- when was the last time that happened in the real world? -- and another involving Dutch's promise to shoot Doyle in the rump with a pellet gun. See "Dutch" only if you care whether he does.</w:t>
+        <w:t>Written by Bill Jesse, with English subtitles to translate the argot and the often impenetrable regional accents, "Riffraff" is about a couple of months in the life of Stevie (Robert Carlyle), a skinny, taciturn young man who has come to London from Scotland to find work. Stevie is not his real name but, having a prison record, he is trying to start fresh. "No more thieving," he tells himself.</w:t>
         <w:br/>
-        <w:t>"Dutch" is rated PG-13 (Parents strongly cautioned). It includes coarse language and sexual suggestiveness.</w:t>
+        <w:t>Stevie goes to a construction site where the old Princess of Wales Hospital building is being renovated as a luxury apartment block. When he says he's looking for a job, the foreman responds in mock surprise, "Oh, I thought you were here to grant me three wishes." The foreman is not being friendly. He's a mean blowhard with the gift of sarcasm. Stevie is hired and quickly accepted by his new mates: white, black, English, Irish, Scottish and Caribbean. Some, like Stevie, are not eager to be identified with earlier lives.</w:t>
+        <w:br/>
+        <w:t>Though "Riffraff" gives the impression of ambling, there's no wasted space in it. The film is small in scope, but so vivid in unhackneyed detail that it has the manner of something improvised. The dialogue is often hilarious, even with the subtitles. Characters emerge as individuals, not types.</w:t>
+        <w:br/>
+        <w:t>With the help of Larry (Ricky Tomlinson), an older construction worker who functions as the film's social conscience, Stevie finds a rat-infested "squat" in an abandoned apartment block. After his friends help clean up the place and reconnect the gas line, Stevie has surprisingly adequate housing. He begins an affair with Susan (Emer McCourt), a pretty, emotionally wan young woman who wants to be a singer.</w:t>
+        <w:br/>
+        <w:t>Unfortunately, Susan has a terrible voice and no great drive, which Stevie refuses to recognize at first. This needy waif who eats diet foods and reads horoscopes seems glamorous to him, possibly even more so when she ridicules his dream of going into "merchandising." To him merchandising means selling boxer shorts and socks, in which, he promises her, there is money to be made. Neither Stevie nor Susan has thought things through. The difference between them is that Stevie learns in the course of this summer, and Susan never does. She has moods. She gets depressed. "Depression is for the middle class," says Stevie. "The rest of us get an early start in the morning."</w:t>
+        <w:br/>
+        <w:t>Jobs being as scarce as they are in London today, no great efforts are wasted on safety at Stevie's site. There are accidents. The men beef, but they express their dissatisfactions at the risk of being fired. By the end of "Riffraff," Stevie has been radicalized.</w:t>
+        <w:br/>
+        <w:t>The members of the film's large cast, most of whom will be new to American audiences, are so good that it's impossible to tell the professionals from the amateurs. Ms. McCourt was seen here earlier in Hanif Kureishi's "London Kills Me." Mr. Carlyle also has had extensive theatrical experience. Mr. Tomlinson, so fine as the loud-mouthed Larry, is an actor who apparently first won notoriety in 1972 when, working as a plasterer, he went to jail following a highly publicized building strike.</w:t>
+        <w:br/>
+        <w:t>Mr. Loach has been turning out socially and politically committed films and documentaries since 1967, when he made his feature-film debut with "Poor Cow," a movie whose sincerity seemed artfully contrived. His biggest popular success remains "Kes" (1969). Of his later films, "The Gamekeeper" (1980) and "Singing the Blues in Red" (1986) have been the most interesting.</w:t>
+        <w:br/>
+        <w:t>Now comes "Riffraff," a movie full of an exuberance that has not been apparent before. It's his best work to date. Credit should also be given to the screenplay by Mr. Jesse, a former construction worker who died at the age of 48 when "Riffraff" was in post-production. It seems to have been his only produced screenplay.</w:t>
         <w:br/>
         <w:t xml:space="preserve"> </w:t>
         <w:br/>
-        <w:t>Dutch</w:t>
+        <w:t>Riffraff</w:t>
+        <w:br/>
+        <w:t>Directed by Ken Loach; written by Bill Jesse; director of photography, Barry Ackroyd; edited by Jonathan Morris; music by Stewart Copeland; production designer, Martin Johnson; produced by Sally Hibbin; released by Fine Line Features. Running time: 96 minutes. This film has no rating.</w:t>
         <w:br/>
         <w:t xml:space="preserve"> </w:t>
         <w:br/>
-        <w:t>Directed by Peter Faiman; written by John Hughes; director of photography, Charles Minsky; edited by Paul Hirsch; music by Alan Silvestri; production designer, Stan Jolley; produced by Mr. Hughes and Richard Vane; released by 20th Century Fox. Running time: 107 minutes. This film is rated PG-13.</w:t>
+        <w:t>Stevie . . . Robert Carlyle</w:t>
+        <w:br/>
+        <w:t>Susan . . . Emer McCourt</w:t>
+        <w:br/>
+        <w:t>Shem . . . Jimmy Coleman</w:t>
+        <w:br/>
+        <w:t>Mo . . . George Moss</w:t>
+        <w:br/>
+        <w:t>Larry . . . Ricky Tomlinson</w:t>
+        <w:br/>
+        <w:t>Kevin . . . David Finch</w:t>
+        <w:br/>
+        <w:br/>
+        <w:t>Graphic</w:t>
+        <w:br/>
         <w:br/>
         <w:t xml:space="preserve"> </w:t>
         <w:br/>
-        <w:t>Dutch . . . Ed O'Neill</w:t>
-        <w:br/>
-        <w:t>Doyle . . . Ethan Randall</w:t>
-        <w:br/>
-        <w:t>Nathalie . . . JoBeth Williams</w:t>
-        <w:br/>
-        <w:t>Reed . . . Christopher McDonald</w:t>
-        <w:br/>
-        <w:t>Brock . . . Ari Meyers</w:t>
-        <w:br/>
-        <w:t>Halley . . . E. G. Daily</w:t>
+        <w:t>Photo: Emer McCourt (Paul Chedlow)</w:t>
       </w:r>
     </w:p>
     <w:sectPr>

--- a/example_articles/occupations/Construction/2.occupations_Construction_New_York_Times.docx
+++ b/example_articles/occupations/Construction/2.occupations_Construction_New_York_Times.docx
@@ -7,9 +7,7 @@
         <w:pStyle w:val="Heading1"/>
       </w:pPr>
       <w:r>
-        <w:t>Reviews/Film;</w:t>
-        <w:br/>
-        <w:t>A Blue-Collar Comedy In English, Subtitled</w:t>
+        <w:t>The Toppled Chimney Mystery: Is It the Fault's Fault?</w:t>
       </w:r>
     </w:p>
     <w:p>
@@ -19,17 +17,17 @@
     </w:p>
     <w:p>
       <w:r>
-        <w:t>Date: 1993-02-12</w:t>
+        <w:t>Date: 2001-03-27</w:t>
       </w:r>
     </w:p>
     <w:p>
       <w:r>
-        <w:t>Section: Section C;; Section C; Page 10; Column 5; Weekend Desk; Column 5;; Review</w:t>
+        <w:t>Section: Section F; Column 2; Science Desk; Pg. 4</w:t>
       </w:r>
     </w:p>
     <w:p>
       <w:r>
-        <w:t>Source file: NYT/23.DOCX</w:t>
+        <w:t>Source file: NYT/45.DOCX</w:t>
       </w:r>
     </w:p>
     <w:p>
@@ -51,51 +49,50 @@
     </w:p>
     <w:p>
       <w:r>
-        <w:t>"Riffraff," Ken Loach's tough, honest and sometimes achingly funny comedy about a nonunion construction worker in London, is the kind of English movie that could never be made in this country, not because of the subject matter but because of the social structure: Britain still has a working class.</w:t>
+        <w:t>Against the musical backdrop of masons' hammers everywhere clink-clinking on brick, Dr. Derek Booth, a geologist at the University of Washington, is driving through West Seattle pointing out the curious excess of chimneys damaged here in last month's earthquake. Cruising past the modest bungalows and ranch homes, he points to a chimney with a stair-step crack down its bricks, another cockeyed from twisting and many others beheaded at the roofline.</w:t>
         <w:br/>
-        <w:t>After World War II, the vast majority of America's blue-collar workers became de facto members of the middle class as wages and standards of living rose. Even those who haven't benefited tend to identify with those who have.</w:t>
+        <w:t xml:space="preserve">     Geologists have, in fact, been fascinated by the tumbling chimneys of West Seattle since they first fell like rain in the 1965 earthquake. Scientists asked, Did this working-class enclave shake more violently than everywhere else? Did contractors erect particularly shoddy chimneys or is there some other as yet unfathomed explanation? </w:t>
         <w:br/>
-        <w:t>Something of the same process must have been going on in Britain, or the Conservative Party could not have remained so long in power. Yet the members of the British working class are as much defined by birth, accent and aspirations as by the jobs they hold. "Riffraff" embraces that hard core of British workers who remain near the bottom of a hierarchy that, at the top, still has a blooded aristocracy.</w:t>
+        <w:t xml:space="preserve"> Now a new survey of 50,000 to 60,000 chimneys in the Puget Sound area may, at last, have identified the true culprit: the infamous Seattle fault zone.</w:t>
         <w:br/>
-        <w:t>The film is also an unsentimental update on the lives of the sorts of characters who populated the working-class films of Tony Richardson and Lindsay Anderson in the late 1950's and early 60's. Like his contemporary Mike Leigh ("High Hopes"), Mr. Loach doesn't impose the kind of shapely narrative on his characters that gave the earlier films their sense of clear political mission. "Riffraff" is no less politically aware, but it doesn't preach. It illustrates.</w:t>
+        <w:t xml:space="preserve">Scientists note that this complex of faults, running east-west beneath the city and beyond, did not move during the recent Nisqually earthquake. Instead, they say, the fault zone appears to have focused shaking from the quake, creating a zone of intensified destruction above itself -- through West Seattle and west to Bremerton and east to Beacon Hill. </w:t>
         <w:br/>
-        <w:t>Written by Bill Jesse, with English subtitles to translate the argot and the often impenetrable regional accents, "Riffraff" is about a couple of months in the life of Stevie (Robert Carlyle), a skinny, taciturn young man who has come to London from Scotland to find work. Stevie is not his real name but, having a prison record, he is trying to start fresh. "No more thieving," he tells himself.</w:t>
+        <w:t>"It's a surprise," said Dr. Booth, adding that while the fault zone remains by far the leading contender, researchers are continuing to test for other possible explanations for the pattern of damage. "Nobody expected to see any association with the Seattle fault zone."</w:t>
         <w:br/>
-        <w:t>Stevie goes to a construction site where the old Princess of Wales Hospital building is being renovated as a luxury apartment block. When he says he's looking for a job, the foreman responds in mock surprise, "Oh, I thought you were here to grant me three wishes." The foreman is not being friendly. He's a mean blowhard with the gift of sarcasm. Stevie is hired and quickly accepted by his new mates: white, black, English, Irish, Scottish and Caribbean. Some, like Stevie, are not eager to be identified with earlier lives.</w:t>
+        <w:t>With the survey of chimneys completed just this week, the team of 12 researchers headed up by Dr. Booth and Dr. Ray Wells, a geologist with the United States Geological Survey, will present their findings at the annual meeting of the Seismological Society of America next month in San Francisco.</w:t>
         <w:br/>
-        <w:t>Though "Riffraff" gives the impression of ambling, there's no wasted space in it. The film is small in scope, but so vivid in unhackneyed detail that it has the manner of something improvised. The dialogue is often hilarious, even with the subtitles. Characters emerge as individuals, not types.</w:t>
+        <w:t xml:space="preserve">Researchers said the new work would be of particular interest as the latest evidence indicating that faults can focus shaking to produce concentrated damage in unexpected locations, sometimes far from where the quake originated. In addition, the line of damage mapped so neatly over the Seattle fault zone that researchers are now surveying chimneys in hope of mapping the Olympia fault, whose boundaries are poorly known. </w:t>
         <w:br/>
-        <w:t>With the help of Larry (Ricky Tomlinson), an older construction worker who functions as the film's social conscience, Stevie finds a rat-infested "squat" in an abandoned apartment block. After his friends help clean up the place and reconnect the gas line, Stevie has surprisingly adequate housing. He begins an affair with Susan (Emer McCourt), a pretty, emotionally wan young woman who wants to be a singer.</w:t>
+        <w:t xml:space="preserve">To measure shaking from temblors, researchers typically use carefully calibrated and highly sensitive seismometers. But such instruments are expensive and deployed in limited numbers, making their measurements precise but few and far between. </w:t>
         <w:br/>
-        <w:t>Unfortunately, Susan has a terrible voice and no great drive, which Stevie refuses to recognize at first. This needy waif who eats diet foods and reads horoscopes seems glamorous to him, possibly even more so when she ridicules his dream of going into "merchandising." To him merchandising means selling boxer shorts and socks, in which, he promises her, there is money to be made. Neither Stevie nor Susan has thought things through. The difference between them is that Stevie learns in the course of this summer, and Susan never does. She has moods. She gets depressed. "Depression is for the middle class," says Stevie. "The rest of us get an early start in the morning."</w:t>
+        <w:t>"The seismologists have a lot on us," said Dr. Booth of researchers using such high-tech devices. "But we've got 60,000 chimneys. That's the one thing we've got on them."</w:t>
         <w:br/>
-        <w:t>Jobs being as scarce as they are in London today, no great efforts are wasted on safety at Stevie's site. There are accidents. The men beef, but they express their dissatisfactions at the risk of being fired. By the end of "Riffraff," Stevie has been radicalized.</w:t>
+        <w:t>Chimneys are also among the first things to fail in a quake and are easily seen from the road, making them ideal, if informal, monitors of shaking. To take advantage of these brick-and-mortar seismometers, researchers from the University of Washington, the Geological Survey and Western Washington University drove through Seattle as well as areas outside the city. When they spotted damaged or downed chimneys, they tallied the victims, their injuries and recorded their locations.</w:t>
         <w:br/>
-        <w:t>The members of the film's large cast, most of whom will be new to American audiences, are so good that it's impossible to tell the professionals from the amateurs. Ms. McCourt was seen here earlier in Hanif Kureishi's "London Kills Me." Mr. Carlyle also has had extensive theatrical experience. Mr. Tomlinson, so fine as the loud-mouthed Larry, is an actor who apparently first won notoriety in 1972 when, working as a plasterer, he went to jail following a highly publicized building strike.</w:t>
+        <w:t>The researchers found some 1,500 damaged chimneys, mostly in a distinctive east-west band atop the Seattle fault zone. In West Seattle the damage was so localized that the worst of it could be seen in the blocks coming off Hanford Street, which runs east-west.</w:t>
         <w:br/>
-        <w:t>Mr. Loach has been turning out socially and politically committed films and documentaries since 1967, when he made his feature-film debut with "Poor Cow," a movie whose sincerity seemed artfully contrived. His biggest popular success remains "Kes" (1969). Of his later films, "The Gamekeeper" (1980) and "Singing the Blues in Red" (1986) have been the most interesting.</w:t>
+        <w:t>Dr. Wells said the team looked for other explanations for the pattern like changes in the rock types or topology but found none. "It seems to cut across different architectural styles," he said. "They're just all brick chimneys."</w:t>
         <w:br/>
-        <w:t>Now comes "Riffraff," a movie full of an exuberance that has not been apparent before. It's his best work to date. Credit should also be given to the screenplay by Mr. Jesse, a former construction worker who died at the age of 48 when "Riffraff" was in post-production. It seems to have been his only produced screenplay.</w:t>
+        <w:t xml:space="preserve">But the fault zone can't explain all the damage. The Madrona neighborhood and an area southeast of Green Lake -- both away from the fault zone -- also had concentrations of damage, but less severe. Researchers say they do not yet know why. For residents hoping to gauge future threats, learning the cause may be less important than the fact that the damage is so strikingly predictable. </w:t>
         <w:br/>
-        <w:t xml:space="preserve"> </w:t>
+        <w:t>"These chimneys are a pretty good way to figure out in future earthquakes what's going to shake the hardest and where the damage might be focused," said Dr. Tom Brocher, a geophysicist with the Geological Survey who was not involved in the research. "It's telling us to pay attention to this area in the future."</w:t>
         <w:br/>
-        <w:t>Riffraff</w:t>
+        <w:t>Dr. Booth said the hardest-hit blocks in West Seattle were the same in the Feb. 28 quake as they were in 1965's. Even the same parts of the same houses felt the same stresses.</w:t>
         <w:br/>
-        <w:t>Directed by Ken Loach; written by Bill Jesse; director of photography, Barry Ackroyd; edited by Jonathan Morris; music by Stewart Copeland; production designer, Martin Johnson; produced by Sally Hibbin; released by Fine Line Features. Running time: 96 minutes. This film has no rating.</w:t>
+        <w:t>Karen Witheril said she moved into her home in West Seattle not long after the 1965 quake. "We'd seen damage in the plaster," said Mrs. Witheril, pointing out the hairline fractures in the living room and hallway as masons dismantled her chimney outside. "That's where the cracks were again this time."</w:t>
         <w:br/>
-        <w:t xml:space="preserve"> </w:t>
+        <w:t>Scientists say it is still unclear how the Seattle fault zone might be focusing shaking. In the most simplistic sense, researchers expect to see the greatest damage nearest to where an earthquake originates.</w:t>
         <w:br/>
-        <w:t>Stevie . . . Robert Carlyle</w:t>
+        <w:t>But in Kobe, Japan, and Northridge, Calif., researchers found zones of intense damage away from the origin of the quake suggesting that seismic waves were not simply heading up and away from the faults from which they came.</w:t>
         <w:br/>
-        <w:t>Susan . . . Emer McCourt</w:t>
+        <w:t xml:space="preserve">Instead, according to Dr. Robert Graves, a seismologist at the engineering company URS Corporation, one theory suggests that seismic waves can bounce or have their path of movement bent like a ray of refracted light when they hit a structure like a fault. That could potentially result in redirected waves piling up in unexpected locations and causing increased shaking -- as in West Seattle. But whether such mechanisms are at work remains to be seen. "Now we have a chance to test this model with the new earthquake," said Dr. Graves. </w:t>
         <w:br/>
-        <w:t>Shem . . . Jimmy Coleman</w:t>
+        <w:t>But geologists are not the only people whose careers have been enriched by the ruined chimneys.</w:t>
         <w:br/>
-        <w:t>Mo . . . George Moss</w:t>
+        <w:t>"A whole lot of chimneys shook," said Bill Murdock, a mason with All Masonry &amp; Construction, who was knocking down a cracked chimney two blocks from Hanford Street. When asked how long a homeowner would have to wait to get a chimney fixed these days, he looked down from his scaffolding and laughed. "We've got so much work, we're backed up for months."</w:t>
         <w:br/>
-        <w:t>Larry . . . Ricky Tomlinson</w:t>
         <w:br/>
-        <w:t>Kevin . . . David Finch</w:t>
+        <w:t>http://www.nytimes.com</w:t>
         <w:br/>
         <w:br/>
         <w:t>Graphic</w:t>
@@ -103,7 +100,7 @@
         <w:br/>
         <w:t xml:space="preserve"> </w:t>
         <w:br/>
-        <w:t>Photo: Emer McCourt (Paul Chedlow)</w:t>
+        <w:t>Photos: Dr. Derek Booth, left, a geologist at the University of Washington, is looking for an explanation of the curious excess of chimneys damaged in last month's earthquake in Seattle. The damage suggests that the Seattle fault, which did not move in the quake, nevertheless focused shaking to produce damage far from the quake's point of origin. (Photographs by Doug Wilson for The New York Times) Map of Seattle highlighting quake damage: A survey of 50,000 to 60,000 chimneys in the Puget Sound area, conducted by the University of Washington and the United States Geological Survey, shows damage that in many cases tracks the Seattle fault zone.</w:t>
       </w:r>
     </w:p>
     <w:sectPr>

--- a/example_articles/occupations/Construction/2.occupations_Construction_New_York_Times.docx
+++ b/example_articles/occupations/Construction/2.occupations_Construction_New_York_Times.docx
@@ -7,7 +7,7 @@
         <w:pStyle w:val="Heading1"/>
       </w:pPr>
       <w:r>
-        <w:t>The Toppled Chimney Mystery: Is It the Fault's Fault?</w:t>
+        <w:t>Village Invites Change But Finds It Scary, Too</w:t>
       </w:r>
     </w:p>
     <w:p>
@@ -17,17 +17,17 @@
     </w:p>
     <w:p>
       <w:r>
-        <w:t>Date: 2001-03-27</w:t>
+        <w:t>Date: 1988-01-22</w:t>
       </w:r>
     </w:p>
     <w:p>
       <w:r>
-        <w:t>Section: Section F; Column 2; Science Desk; Pg. 4</w:t>
+        <w:t>Section: Section B; Page 1, Column 2; Metropolitan Desk</w:t>
       </w:r>
     </w:p>
     <w:p>
       <w:r>
-        <w:t>Source file: NYT/45.DOCX</w:t>
+        <w:t>Source file: NYT/46.DOCX</w:t>
       </w:r>
     </w:p>
     <w:p>
@@ -49,50 +49,71 @@
     </w:p>
     <w:p>
       <w:r>
-        <w:t>Against the musical backdrop of masons' hammers everywhere clink-clinking on brick, Dr. Derek Booth, a geologist at the University of Washington, is driving through West Seattle pointing out the curious excess of chimneys damaged here in last month's earthquake. Cruising past the modest bungalows and ranch homes, he points to a chimney with a stair-step crack down its bricks, another cockeyed from twisting and many others beheaded at the roofline.</w:t>
+        <w:t>When Dee Staffa moved here three years ago, she formed a close bond with St. Joseph's Roman Catholic Church, both as a parishioner and as a volunteer religion teacher.</w:t>
         <w:br/>
-        <w:t xml:space="preserve">     Geologists have, in fact, been fascinated by the tumbling chimneys of West Seattle since they first fell like rain in the 1965 earthquake. Scientists asked, Did this working-class enclave shake more violently than everywhere else? Did contractors erect particularly shoddy chimneys or is there some other as yet unfathomed explanation? </w:t>
+        <w:t>So when the Diocese of Rockville Centre announced last month that it was dividing St. Joseph's - with 11,000 families, its largest parish -into four parishes, Mrs. Staffa and other parishioners were outraged.</w:t>
         <w:br/>
-        <w:t xml:space="preserve"> Now a new survey of 50,000 to 60,000 chimneys in the Puget Sound area may, at last, have identified the true culprit: the infamous Seattle fault zone.</w:t>
+        <w:t>''It was a bombshell,'' Mrs. Staffa said. ''No one was consulted.</w:t>
         <w:br/>
-        <w:t xml:space="preserve">Scientists note that this complex of faults, running east-west beneath the city and beyond, did not move during the recent Nisqually earthquake. Instead, they say, the fault zone appears to have focused shaking from the quake, creating a zone of intensified destruction above itself -- through West Seattle and west to Bremerton and east to Beacon Hill. </w:t>
+        <w:t>''No one's disputing the need to split the parish. But if they really wanted to serve us, why didn't they give us any input?''</w:t>
         <w:br/>
-        <w:t>"It's a surprise," said Dr. Booth, adding that while the fault zone remains by far the leading contender, researchers are continuing to test for other possible explanations for the pattern of damage. "Nobody expected to see any association with the Seattle fault zone."</w:t>
+        <w:t xml:space="preserve"> </w:t>
         <w:br/>
-        <w:t>With the survey of chimneys completed just this week, the team of 12 researchers headed up by Dr. Booth and Dr. Ray Wells, a geologist with the United States Geological Survey, will present their findings at the annual meeting of the Seismological Society of America next month in San Francisco.</w:t>
+        <w:t>A Melee Erupts</w:t>
         <w:br/>
-        <w:t xml:space="preserve">Researchers said the new work would be of particular interest as the latest evidence indicating that faults can focus shaking to produce concentrated damage in unexpected locations, sometimes far from where the quake originated. In addition, the line of damage mapped so neatly over the Seattle fault zone that researchers are now surveying chimneys in hope of mapping the Olympia fault, whose boundaries are poorly known. </w:t>
+        <w:t>In the last year, a wave of social and economic changes has swept over this working-class community in central Suffolk County. Few people here flatly oppose change, and most acknowledge its benefits. But many fear that their control over their community is slipping away and that outside forces are redefining the village's identity. Last summer, at a Brookhaven Town beach on Lake Ronkonkoma, a melee erupted between white Ronkonkoma residents and blacks living at a nearby shelter for the homeless.</w:t>
         <w:br/>
-        <w:t xml:space="preserve">To measure shaking from temblors, researchers typically use carefully calibrated and highly sensitive seismometers. But such instruments are expensive and deployed in limited numbers, making their measurements precise but few and far between. </w:t>
+        <w:t>Civic leaders contended that the incident was not racially motivated, but developed out of frustration with the decision by the County Social Services Department to open the shelter without first consulting the community.</w:t>
         <w:br/>
-        <w:t>"The seismologists have a lot on us," said Dr. Booth of researchers using such high-tech devices. "But we've got 60,000 chimneys. That's the one thing we've got on them."</w:t>
+        <w:t>''They just jammed it down our throats,'' said Stuart Zimmerman, president of the Lake Ronkonkoma Civic Association, which includes neighboring Ronkonkoma.</w:t>
         <w:br/>
-        <w:t>Chimneys are also among the first things to fail in a quake and are easily seen from the road, making them ideal, if informal, monitors of shaking. To take advantage of these brick-and-mortar seismometers, researchers from the University of Washington, the Geological Survey and Western Washington University drove through Seattle as well as areas outside the city. When they spotted damaged or downed chimneys, they tallied the victims, their injuries and recorded their locations.</w:t>
+        <w:t>Other changes, longer in the making, will likely alter the character of the area more dramatically. The county and town are working to clean the lakefront and restore the beauty that made Lake Ronkonkoma a popular resort in the 1920's and 30's.</w:t>
         <w:br/>
-        <w:t>The researchers found some 1,500 damaged chimneys, mostly in a distinctive east-west band atop the Seattle fault zone. In West Seattle the damage was so localized that the worst of it could be seen in the blocks coming off Hanford Street, which runs east-west.</w:t>
+        <w:t>And this month the Long Island Rail Road extended electrified service to Ronkonkoma, putting midtown Manhattan within an hour's reach. The new service is expected to bring an influx of urban dwellers craving a slice of suburban life. Planners envision the railroad station as the centerpiece for a 100-acre complex of shops, office buildings and condominiums built on public and private land.</w:t>
         <w:br/>
-        <w:t>Dr. Wells said the team looked for other explanations for the pattern like changes in the rock types or topology but found none. "It seems to cut across different architectural styles," he said. "They're just all brick chimneys."</w:t>
+        <w:t>''This will put Ronkonkoma on the map,'' said Arthur Kunz, planning coordinator for the Suffolk County Regional Planning Board.</w:t>
         <w:br/>
-        <w:t xml:space="preserve">But the fault zone can't explain all the damage. The Madrona neighborhood and an area southeast of Green Lake -- both away from the fault zone -- also had concentrations of damage, but less severe. Researchers say they do not yet know why. For residents hoping to gauge future threats, learning the cause may be less important than the fact that the damage is so strikingly predictable. </w:t>
+        <w:t>Not that most people here minded the anonymity that kept traffic light and housing surprisingly affordable. Many are resigned about the changes that have increased the population, to 42,000 from 26,000 in 1970, and that promise to attract more people.</w:t>
         <w:br/>
-        <w:t>"These chimneys are a pretty good way to figure out in future earthquakes what's going to shake the hardest and where the damage might be focused," said Dr. Tom Brocher, a geophysicist with the Geological Survey who was not involved in the research. "It's telling us to pay attention to this area in the future."</w:t>
+        <w:t>''I would have liked to have left it like country,'' Mr. Zimmerman said. ''But you gotta go with the flow.''</w:t>
         <w:br/>
-        <w:t>Dr. Booth said the hardest-hit blocks in West Seattle were the same in the Feb. 28 quake as they were in 1965's. Even the same parts of the same houses felt the same stresses.</w:t>
+        <w:t>And the flow is definitely moving in Ronkonkoma's direction.</w:t>
         <w:br/>
-        <w:t>Karen Witheril said she moved into her home in West Seattle not long after the 1965 quake. "We'd seen damage in the plaster," said Mrs. Witheril, pointing out the hairline fractures in the living room and hallway as masons dismantled her chimney outside. "That's where the cracks were again this time."</w:t>
+        <w:t>As with many areas on Long Island, the price of a new home here has doubled in the last three or four years. But new housing here costs 10 percent less than the county average of $140,000, Mr. Kunz said, largely because many of the old summer cottages can be converted to year-round residences. They attract young couples and professionals from Manhattan, he added.</w:t>
         <w:br/>
-        <w:t>Scientists say it is still unclear how the Seattle fault zone might be focusing shaking. In the most simplistic sense, researchers expect to see the greatest damage nearest to where an earthquake originates.</w:t>
+        <w:t xml:space="preserve"> </w:t>
         <w:br/>
-        <w:t>But in Kobe, Japan, and Northridge, Calif., researchers found zones of intense damage away from the origin of the quake suggesting that seismic waves were not simply heading up and away from the faults from which they came.</w:t>
+        <w:t>Meetings Urged on Shelter</w:t>
         <w:br/>
-        <w:t xml:space="preserve">Instead, according to Dr. Robert Graves, a seismologist at the engineering company URS Corporation, one theory suggests that seismic waves can bounce or have their path of movement bent like a ray of refracted light when they hit a structure like a fault. That could potentially result in redirected waves piling up in unexpected locations and causing increased shaking -- as in West Seattle. But whether such mechanisms are at work remains to be seen. "Now we have a chance to test this model with the new earthquake," said Dr. Graves. </w:t>
+        <w:t>''There are three groups of people here now,'' said Frank Gscheidle, who has lived here 15 years and is a former president of the Chamber of Commerce of the Greater Ronkonkomas. ''Those looking forward to change, those afraid of it and those who just accept it. I think most people favor the changes.''</w:t>
         <w:br/>
-        <w:t>But geologists are not the only people whose careers have been enriched by the ruined chimneys.</w:t>
+        <w:t>Elected officials such as County Legislator Donald Blydenburgh have called for more community meetings to ease tensions raised by thorny issues like the shelter for the homeless, the Ronkonkoma Inn. ''I want to see progress, but not at the expense of the residents,'' he said.</w:t>
         <w:br/>
-        <w:t>"A whole lot of chimneys shook," said Bill Murdock, a mason with All Masonry &amp; Construction, who was knocking down a cracked chimney two blocks from Hanford Street. When asked how long a homeowner would have to wait to get a chimney fixed these days, he looked down from his scaffolding and laughed. "We've got so much work, we're backed up for months."</w:t>
+        <w:t>Political identity is confusing, too. Ronkonkoma and its sister community, Lake Ronkonkoma, are spread over parts of three towns, Brookhaven, Smithtown and Islip.</w:t>
         <w:br/>
+        <w:t>Of all the institutions, none has been buffeted more than St. Joseph's. Last April, Bishop John R. McGann ordered the Rev. Charles R. Burns, a Jesuit priest assigned to the parish who was admired for his ministry to AIDS patients, to leave the diocese.</w:t>
         <w:br/>
-        <w:t>http://www.nytimes.com</w:t>
+        <w:t>The diocese does not discuss personnel matters. Father Burns said he believed at the time that his dismissal stemmed from his outspoken beliefs that priests should be free to disagree with the Vatican's doctrinal principles.</w:t>
+        <w:br/>
+        <w:t xml:space="preserve"> </w:t>
+        <w:br/>
+        <w:t>'People Will Settle In'</w:t>
+        <w:br/>
+        <w:t>Then came the decision to divide the parish, which surprised many. Under the reorganization, which took effect today, St. Joseph's will serve 7,000 families. Three new parishes created from parts of St. Joseph's and neighboring parishes will each serve 1,800.</w:t>
+        <w:br/>
+        <w:t>''That's normal,'' said a diocesan spokesman, John Kal, when he was asked whether the diocese usually made such changes without parish comment. Mr. Kal said the diocese was trying to improve its services through smaller parishes.</w:t>
+        <w:br/>
+        <w:t>''It'll take time, but people will settle in,'' he said.</w:t>
+        <w:br/>
+        <w:t>If they do, it may be with different attitudes toward the church and their community.</w:t>
+        <w:br/>
+        <w:t>''The diocese isn't listening to one word we say,'' said Barbara McGinn, a 20-year resident who will not be changing churches. ''It makes you feel rather cynical.''</w:t>
+        <w:br/>
+        <w:t>Herb Humble, 74, a retired builder, said: ''I don't like it one bit. If they tell me to move, I won't come back.''</w:t>
+        <w:br/>
+        <w:t>On top of these changes, the pastor of St. Joseph's for eight years, the Rev. Charles Kohli, announced he was taking a sabbatical for health reasons. He said he had recommended that the diocese adopt team ministries, with several priests, at St. Joseph's. The team approach would have allowed the diocese to serve the congregation better and preserve the community in one parish.</w:t>
+        <w:br/>
+        <w:t>''The diocese meant well,'' Father Kohli said. ''But Ronkonkoma is Thornton Wilder revisited. These are real middle-America people, with a passionate sense of their identity. This is another removal of that identity.''</w:t>
         <w:br/>
         <w:br/>
         <w:t>Graphic</w:t>
@@ -100,7 +121,7 @@
         <w:br/>
         <w:t xml:space="preserve"> </w:t>
         <w:br/>
-        <w:t>Photos: Dr. Derek Booth, left, a geologist at the University of Washington, is looking for an explanation of the curious excess of chimneys damaged in last month's earthquake in Seattle. The damage suggests that the Seattle fault, which did not move in the quake, nevertheless focused shaking to produce damage far from the quake's point of origin. (Photographs by Doug Wilson for The New York Times) Map of Seattle highlighting quake damage: A survey of 50,000 to 60,000 chimneys in the Puget Sound area, conducted by the University of Washington and the United States Geological Survey, shows damage that in many cases tracks the Seattle fault zone.</w:t>
+        <w:t>Photo of Dee Staffa (pg. B2) (NYT/Barton Silverman)</w:t>
       </w:r>
     </w:p>
     <w:sectPr>
